--- a/model_fitting/2010/maternal_age_by_parity_report.docx
+++ b/model_fitting/2010/maternal_age_by_parity_report.docx
@@ -295,7 +295,7 @@
               <w:jc w:val="center"/>
             </w:pPr>
             <w:r>
-              <w:t>141,383</w:t>
+              <w:t>128,521</w:t>
             </w:r>
           </w:p>
         </w:tc>
@@ -308,7 +308,7 @@
               <w:jc w:val="center"/>
             </w:pPr>
             <w:r>
-              <w:t>25.69</w:t>
+              <w:t>26.27</w:t>
             </w:r>
           </w:p>
         </w:tc>
@@ -321,7 +321,7 @@
               <w:jc w:val="center"/>
             </w:pPr>
             <w:r>
-              <w:t>25.00</w:t>
+              <w:t>26.00</w:t>
             </w:r>
           </w:p>
         </w:tc>
@@ -334,7 +334,7 @@
               <w:jc w:val="center"/>
             </w:pPr>
             <w:r>
-              <w:t>5.23</w:t>
+              <w:t>5.31</w:t>
             </w:r>
           </w:p>
         </w:tc>
@@ -347,7 +347,7 @@
               <w:jc w:val="center"/>
             </w:pPr>
             <w:r>
-              <w:t>12</w:t>
+              <w:t>13</w:t>
             </w:r>
           </w:p>
         </w:tc>
@@ -360,7 +360,7 @@
               <w:jc w:val="center"/>
             </w:pPr>
             <w:r>
-              <w:t>53</w:t>
+              <w:t>52</w:t>
             </w:r>
           </w:p>
         </w:tc>
@@ -386,7 +386,7 @@
               <w:jc w:val="center"/>
             </w:pPr>
             <w:r>
-              <w:t>29.00</w:t>
+              <w:t>30.00</w:t>
             </w:r>
           </w:p>
         </w:tc>
@@ -427,7 +427,7 @@
               <w:jc w:val="center"/>
             </w:pPr>
             <w:r>
-              <w:t>108,642</w:t>
+              <w:t>110,651</w:t>
             </w:r>
           </w:p>
         </w:tc>
@@ -440,7 +440,7 @@
               <w:jc w:val="center"/>
             </w:pPr>
             <w:r>
-              <w:t>29.44</w:t>
+              <w:t>29.83</w:t>
             </w:r>
           </w:p>
         </w:tc>
@@ -453,7 +453,7 @@
               <w:jc w:val="center"/>
             </w:pPr>
             <w:r>
-              <w:t>29.00</w:t>
+              <w:t>30.00</w:t>
             </w:r>
           </w:p>
         </w:tc>
@@ -466,7 +466,7 @@
               <w:jc w:val="center"/>
             </w:pPr>
             <w:r>
-              <w:t>4.83</w:t>
+              <w:t>4.80</w:t>
             </w:r>
           </w:p>
         </w:tc>
@@ -479,7 +479,7 @@
               <w:jc w:val="center"/>
             </w:pPr>
             <w:r>
-              <w:t>12</w:t>
+              <w:t>17</w:t>
             </w:r>
           </w:p>
         </w:tc>
@@ -492,7 +492,7 @@
               <w:jc w:val="center"/>
             </w:pPr>
             <w:r>
-              <w:t>54</w:t>
+              <w:t>52</w:t>
             </w:r>
           </w:p>
         </w:tc>
@@ -559,7 +559,7 @@
               <w:jc w:val="center"/>
             </w:pPr>
             <w:r>
-              <w:t>49,739</w:t>
+              <w:t>49,063</w:t>
             </w:r>
           </w:p>
         </w:tc>
@@ -572,7 +572,7 @@
               <w:jc w:val="center"/>
             </w:pPr>
             <w:r>
-              <w:t>32.11</w:t>
+              <w:t>32.76</w:t>
             </w:r>
           </w:p>
         </w:tc>
@@ -585,7 +585,7 @@
               <w:jc w:val="center"/>
             </w:pPr>
             <w:r>
-              <w:t>32.00</w:t>
+              <w:t>33.00</w:t>
             </w:r>
           </w:p>
         </w:tc>
@@ -598,7 +598,7 @@
               <w:jc w:val="center"/>
             </w:pPr>
             <w:r>
-              <w:t>4.75</w:t>
+              <w:t>4.48</w:t>
             </w:r>
           </w:p>
         </w:tc>
@@ -611,7 +611,7 @@
               <w:jc w:val="center"/>
             </w:pPr>
             <w:r>
-              <w:t>15</w:t>
+              <w:t>20</w:t>
             </w:r>
           </w:p>
         </w:tc>
@@ -624,7 +624,7 @@
               <w:jc w:val="center"/>
             </w:pPr>
             <w:r>
-              <w:t>53</w:t>
+              <w:t>52</w:t>
             </w:r>
           </w:p>
         </w:tc>
@@ -637,7 +637,7 @@
               <w:jc w:val="center"/>
             </w:pPr>
             <w:r>
-              <w:t>29.00</w:t>
+              <w:t>30.00</w:t>
             </w:r>
           </w:p>
         </w:tc>
@@ -650,7 +650,7 @@
               <w:jc w:val="center"/>
             </w:pPr>
             <w:r>
-              <w:t>35.00</w:t>
+              <w:t>36.00</w:t>
             </w:r>
           </w:p>
         </w:tc>
@@ -691,7 +691,7 @@
               <w:jc w:val="center"/>
             </w:pPr>
             <w:r>
-              <w:t>12,941</w:t>
+              <w:t>10,845</w:t>
             </w:r>
           </w:p>
         </w:tc>
@@ -704,7 +704,7 @@
               <w:jc w:val="center"/>
             </w:pPr>
             <w:r>
-              <w:t>33.42</w:t>
+              <w:t>34.32</w:t>
             </w:r>
           </w:p>
         </w:tc>
@@ -717,7 +717,7 @@
               <w:jc w:val="center"/>
             </w:pPr>
             <w:r>
-              <w:t>33.00</w:t>
+              <w:t>34.00</w:t>
             </w:r>
           </w:p>
         </w:tc>
@@ -730,7 +730,7 @@
               <w:jc w:val="center"/>
             </w:pPr>
             <w:r>
-              <w:t>4.72</w:t>
+              <w:t>4.35</w:t>
             </w:r>
           </w:p>
         </w:tc>
@@ -743,7 +743,7 @@
               <w:jc w:val="center"/>
             </w:pPr>
             <w:r>
-              <w:t>20</w:t>
+              <w:t>22</w:t>
             </w:r>
           </w:p>
         </w:tc>
@@ -756,7 +756,7 @@
               <w:jc w:val="center"/>
             </w:pPr>
             <w:r>
-              <w:t>50</w:t>
+              <w:t>52</w:t>
             </w:r>
           </w:p>
         </w:tc>
@@ -769,7 +769,7 @@
               <w:jc w:val="center"/>
             </w:pPr>
             <w:r>
-              <w:t>30.00</w:t>
+              <w:t>31.00</w:t>
             </w:r>
           </w:p>
         </w:tc>
@@ -823,7 +823,7 @@
               <w:jc w:val="center"/>
             </w:pPr>
             <w:r>
-              <w:t>4,007</w:t>
+              <w:t>2,505</w:t>
             </w:r>
           </w:p>
         </w:tc>
@@ -836,7 +836,7 @@
               <w:jc w:val="center"/>
             </w:pPr>
             <w:r>
-              <w:t>34.63</w:t>
+              <w:t>35.80</w:t>
             </w:r>
           </w:p>
         </w:tc>
@@ -849,7 +849,7 @@
               <w:jc w:val="center"/>
             </w:pPr>
             <w:r>
-              <w:t>35.00</w:t>
+              <w:t>36.00</w:t>
             </w:r>
           </w:p>
         </w:tc>
@@ -862,7 +862,7 @@
               <w:jc w:val="center"/>
             </w:pPr>
             <w:r>
-              <w:t>4.67</w:t>
+              <w:t>4.33</w:t>
             </w:r>
           </w:p>
         </w:tc>
@@ -875,7 +875,7 @@
               <w:jc w:val="center"/>
             </w:pPr>
             <w:r>
-              <w:t>20</w:t>
+              <w:t>25</w:t>
             </w:r>
           </w:p>
         </w:tc>
@@ -888,7 +888,7 @@
               <w:jc w:val="center"/>
             </w:pPr>
             <w:r>
-              <w:t>52</w:t>
+              <w:t>50</w:t>
             </w:r>
           </w:p>
         </w:tc>
@@ -901,7 +901,7 @@
               <w:jc w:val="center"/>
             </w:pPr>
             <w:r>
-              <w:t>31.00</w:t>
+              <w:t>33.00</w:t>
             </w:r>
           </w:p>
         </w:tc>
@@ -914,7 +914,7 @@
               <w:jc w:val="center"/>
             </w:pPr>
             <w:r>
-              <w:t>38.00</w:t>
+              <w:t>39.00</w:t>
             </w:r>
           </w:p>
         </w:tc>
@@ -955,7 +955,7 @@
               <w:jc w:val="center"/>
             </w:pPr>
             <w:r>
-              <w:t>1,040</w:t>
+              <w:t>503</w:t>
             </w:r>
           </w:p>
         </w:tc>
@@ -968,7 +968,7 @@
               <w:jc w:val="center"/>
             </w:pPr>
             <w:r>
-              <w:t>36.55</w:t>
+              <w:t>37.29</w:t>
             </w:r>
           </w:p>
         </w:tc>
@@ -994,7 +994,7 @@
               <w:jc w:val="center"/>
             </w:pPr>
             <w:r>
-              <w:t>4.28</w:t>
+              <w:t>3.98</w:t>
             </w:r>
           </w:p>
         </w:tc>
@@ -1007,7 +1007,7 @@
               <w:jc w:val="center"/>
             </w:pPr>
             <w:r>
-              <w:t>26</w:t>
+              <w:t>30</w:t>
             </w:r>
           </w:p>
         </w:tc>
@@ -1020,7 +1020,7 @@
               <w:jc w:val="center"/>
             </w:pPr>
             <w:r>
-              <w:t>53</w:t>
+              <w:t>48</w:t>
             </w:r>
           </w:p>
         </w:tc>
@@ -1033,7 +1033,7 @@
               <w:jc w:val="center"/>
             </w:pPr>
             <w:r>
-              <w:t>33.00</w:t>
+              <w:t>34.00</w:t>
             </w:r>
           </w:p>
         </w:tc>
@@ -1087,7 +1087,7 @@
               <w:jc w:val="center"/>
             </w:pPr>
             <w:r>
-              <w:t>381</w:t>
+              <w:t>138</w:t>
             </w:r>
           </w:p>
         </w:tc>
@@ -1100,7 +1100,7 @@
               <w:jc w:val="center"/>
             </w:pPr>
             <w:r>
-              <w:t>36.92</w:t>
+              <w:t>38.01</w:t>
             </w:r>
           </w:p>
         </w:tc>
@@ -1113,7 +1113,7 @@
               <w:jc w:val="center"/>
             </w:pPr>
             <w:r>
-              <w:t>37.00</w:t>
+              <w:t>38.00</w:t>
             </w:r>
           </w:p>
         </w:tc>
@@ -1126,7 +1126,7 @@
               <w:jc w:val="center"/>
             </w:pPr>
             <w:r>
-              <w:t>4.14</w:t>
+              <w:t>3.96</w:t>
             </w:r>
           </w:p>
         </w:tc>
@@ -1139,7 +1139,7 @@
               <w:jc w:val="center"/>
             </w:pPr>
             <w:r>
-              <w:t>25</w:t>
+              <w:t>30</w:t>
             </w:r>
           </w:p>
         </w:tc>
@@ -1152,7 +1152,7 @@
               <w:jc w:val="center"/>
             </w:pPr>
             <w:r>
-              <w:t>50</w:t>
+              <w:t>46</w:t>
             </w:r>
           </w:p>
         </w:tc>
@@ -1165,7 +1165,7 @@
               <w:jc w:val="center"/>
             </w:pPr>
             <w:r>
-              <w:t>34.00</w:t>
+              <w:t>35.00</w:t>
             </w:r>
           </w:p>
         </w:tc>
@@ -1178,7 +1178,7 @@
               <w:jc w:val="center"/>
             </w:pPr>
             <w:r>
-              <w:t>40.00</w:t>
+              <w:t>41.00</w:t>
             </w:r>
           </w:p>
         </w:tc>
@@ -1219,7 +1219,7 @@
               <w:jc w:val="center"/>
             </w:pPr>
             <w:r>
-              <w:t>124</w:t>
+              <w:t>36</w:t>
             </w:r>
           </w:p>
         </w:tc>
@@ -1232,7 +1232,7 @@
               <w:jc w:val="center"/>
             </w:pPr>
             <w:r>
-              <w:t>38.72</w:t>
+              <w:t>37.53</w:t>
             </w:r>
           </w:p>
         </w:tc>
@@ -1245,7 +1245,7 @@
               <w:jc w:val="center"/>
             </w:pPr>
             <w:r>
-              <w:t>39.00</w:t>
+              <w:t>37.00</w:t>
             </w:r>
           </w:p>
         </w:tc>
@@ -1258,7 +1258,7 @@
               <w:jc w:val="center"/>
             </w:pPr>
             <w:r>
-              <w:t>4.20</w:t>
+              <w:t>3.97</w:t>
             </w:r>
           </w:p>
         </w:tc>
@@ -1284,7 +1284,7 @@
               <w:jc w:val="center"/>
             </w:pPr>
             <w:r>
-              <w:t>48</w:t>
+              <w:t>45</w:t>
             </w:r>
           </w:p>
         </w:tc>
@@ -1297,7 +1297,7 @@
               <w:jc w:val="center"/>
             </w:pPr>
             <w:r>
-              <w:t>36.00</w:t>
+              <w:t>35.00</w:t>
             </w:r>
           </w:p>
         </w:tc>
@@ -1310,7 +1310,7 @@
               <w:jc w:val="center"/>
             </w:pPr>
             <w:r>
-              <w:t>42.00</w:t>
+              <w:t>40.25</w:t>
             </w:r>
           </w:p>
         </w:tc>
@@ -1351,7 +1351,7 @@
               <w:jc w:val="center"/>
             </w:pPr>
             <w:r>
-              <w:t>33</w:t>
+              <w:t>16</w:t>
             </w:r>
           </w:p>
         </w:tc>
@@ -1364,7 +1364,7 @@
               <w:jc w:val="center"/>
             </w:pPr>
             <w:r>
-              <w:t>39.76</w:t>
+              <w:t>37.56</w:t>
             </w:r>
           </w:p>
         </w:tc>
@@ -1377,7 +1377,7 @@
               <w:jc w:val="center"/>
             </w:pPr>
             <w:r>
-              <w:t>40.00</w:t>
+              <w:t>37.00</w:t>
             </w:r>
           </w:p>
         </w:tc>
@@ -1390,7 +1390,7 @@
               <w:jc w:val="center"/>
             </w:pPr>
             <w:r>
-              <w:t>3.41</w:t>
+              <w:t>3.37</w:t>
             </w:r>
           </w:p>
         </w:tc>
@@ -1403,7 +1403,7 @@
               <w:jc w:val="center"/>
             </w:pPr>
             <w:r>
-              <w:t>32</w:t>
+              <w:t>31</w:t>
             </w:r>
           </w:p>
         </w:tc>
@@ -1416,7 +1416,7 @@
               <w:jc w:val="center"/>
             </w:pPr>
             <w:r>
-              <w:t>46</w:t>
+              <w:t>42</w:t>
             </w:r>
           </w:p>
         </w:tc>
@@ -1429,7 +1429,7 @@
               <w:jc w:val="center"/>
             </w:pPr>
             <w:r>
-              <w:t>38.00</w:t>
+              <w:t>35.75</w:t>
             </w:r>
           </w:p>
         </w:tc>
@@ -1442,7 +1442,7 @@
               <w:jc w:val="center"/>
             </w:pPr>
             <w:r>
-              <w:t>42.00</w:t>
+              <w:t>41.00</w:t>
             </w:r>
           </w:p>
         </w:tc>
@@ -1609,7 +1609,7 @@
               <w:jc w:val="center"/>
             </w:pPr>
             <w:r>
-              <w:t>11.51</w:t>
+              <w:t>8.72</w:t>
             </w:r>
           </w:p>
         </w:tc>
@@ -1622,7 +1622,7 @@
               <w:jc w:val="center"/>
             </w:pPr>
             <w:r>
-              <w:t>32.81</w:t>
+              <w:t>31.98</w:t>
             </w:r>
           </w:p>
         </w:tc>
@@ -1635,7 +1635,7 @@
               <w:jc w:val="center"/>
             </w:pPr>
             <w:r>
-              <w:t>33.88</w:t>
+              <w:t>33.42</w:t>
             </w:r>
           </w:p>
         </w:tc>
@@ -1648,7 +1648,7 @@
               <w:jc w:val="center"/>
             </w:pPr>
             <w:r>
-              <w:t>15.80</w:t>
+              <w:t>18.57</w:t>
             </w:r>
           </w:p>
         </w:tc>
@@ -1661,7 +1661,7 @@
               <w:jc w:val="center"/>
             </w:pPr>
             <w:r>
-              <w:t>6.00</w:t>
+              <w:t>7.31</w:t>
             </w:r>
           </w:p>
         </w:tc>
@@ -1689,7 +1689,7 @@
               <w:jc w:val="center"/>
             </w:pPr>
             <w:r>
-              <w:t>0.98</w:t>
+              <w:t>0.67</w:t>
             </w:r>
           </w:p>
         </w:tc>
@@ -1702,7 +1702,7 @@
               <w:jc w:val="center"/>
             </w:pPr>
             <w:r>
-              <w:t>14.60</w:t>
+              <w:t>13.65</w:t>
             </w:r>
           </w:p>
         </w:tc>
@@ -1715,7 +1715,7 @@
               <w:jc w:val="center"/>
             </w:pPr>
             <w:r>
-              <w:t>36.76</w:t>
+              <w:t>33.41</w:t>
             </w:r>
           </w:p>
         </w:tc>
@@ -1728,7 +1728,7 @@
               <w:jc w:val="center"/>
             </w:pPr>
             <w:r>
-              <w:t>32.72</w:t>
+              <w:t>35.71</w:t>
             </w:r>
           </w:p>
         </w:tc>
@@ -1741,7 +1741,7 @@
               <w:jc w:val="center"/>
             </w:pPr>
             <w:r>
-              <w:t>14.94</w:t>
+              <w:t>16.55</w:t>
             </w:r>
           </w:p>
         </w:tc>
@@ -1769,7 +1769,7 @@
               <w:jc w:val="center"/>
             </w:pPr>
             <w:r>
-              <w:t>0.22</w:t>
+              <w:t>0.00</w:t>
             </w:r>
           </w:p>
         </w:tc>
@@ -1782,7 +1782,7 @@
               <w:jc w:val="center"/>
             </w:pPr>
             <w:r>
-              <w:t>4.83</w:t>
+              <w:t>3.31</w:t>
             </w:r>
           </w:p>
         </w:tc>
@@ -1795,7 +1795,7 @@
               <w:jc w:val="center"/>
             </w:pPr>
             <w:r>
-              <w:t>24.86</w:t>
+              <w:t>20.26</w:t>
             </w:r>
           </w:p>
         </w:tc>
@@ -1808,7 +1808,7 @@
               <w:jc w:val="center"/>
             </w:pPr>
             <w:r>
-              <w:t>39.26</w:t>
+              <w:t>41.20</w:t>
             </w:r>
           </w:p>
         </w:tc>
@@ -1821,7 +1821,7 @@
               <w:jc w:val="center"/>
             </w:pPr>
             <w:r>
-              <w:t>30.83</w:t>
+              <w:t>35.23</w:t>
             </w:r>
           </w:p>
         </w:tc>
@@ -1862,7 +1862,7 @@
               <w:jc w:val="center"/>
             </w:pPr>
             <w:r>
-              <w:t>2.36</w:t>
+              <w:t>1.17</w:t>
             </w:r>
           </w:p>
         </w:tc>
@@ -1875,7 +1875,7 @@
               <w:jc w:val="center"/>
             </w:pPr>
             <w:r>
-              <w:t>18.19</w:t>
+              <w:t>12.68</w:t>
             </w:r>
           </w:p>
         </w:tc>
@@ -1888,7 +1888,7 @@
               <w:jc w:val="center"/>
             </w:pPr>
             <w:r>
-              <w:t>39.61</w:t>
+              <w:t>37.17</w:t>
             </w:r>
           </w:p>
         </w:tc>
@@ -1901,7 +1901,7 @@
               <w:jc w:val="center"/>
             </w:pPr>
             <w:r>
-              <w:t>39.83</w:t>
+              <w:t>48.98</w:t>
             </w:r>
           </w:p>
         </w:tc>
@@ -1942,7 +1942,7 @@
               <w:jc w:val="center"/>
             </w:pPr>
             <w:r>
-              <w:t>1.17</w:t>
+              <w:t>0.00</w:t>
             </w:r>
           </w:p>
         </w:tc>
@@ -1955,7 +1955,7 @@
               <w:jc w:val="center"/>
             </w:pPr>
             <w:r>
-              <w:t>12.90</w:t>
+              <w:t>7.43</w:t>
             </w:r>
           </w:p>
         </w:tc>
@@ -1968,7 +1968,7 @@
               <w:jc w:val="center"/>
             </w:pPr>
             <w:r>
-              <w:t>35.44</w:t>
+              <w:t>30.70</w:t>
             </w:r>
           </w:p>
         </w:tc>
@@ -1981,7 +1981,7 @@
               <w:jc w:val="center"/>
             </w:pPr>
             <w:r>
-              <w:t>50.49</w:t>
+              <w:t>61.88</w:t>
             </w:r>
           </w:p>
         </w:tc>
@@ -2035,7 +2035,7 @@
               <w:jc w:val="center"/>
             </w:pPr>
             <w:r>
-              <w:t>3.65</w:t>
+              <w:t>0.00</w:t>
             </w:r>
           </w:p>
         </w:tc>
@@ -2048,7 +2048,7 @@
               <w:jc w:val="center"/>
             </w:pPr>
             <w:r>
-              <w:t>30.38</w:t>
+              <w:t>28.23</w:t>
             </w:r>
           </w:p>
         </w:tc>
@@ -2061,7 +2061,7 @@
               <w:jc w:val="center"/>
             </w:pPr>
             <w:r>
-              <w:t>65.96</w:t>
+              <w:t>71.77</w:t>
             </w:r>
           </w:p>
         </w:tc>
@@ -2115,7 +2115,7 @@
               <w:jc w:val="center"/>
             </w:pPr>
             <w:r>
-              <w:t>2.62</w:t>
+              <w:t>0.00</w:t>
             </w:r>
           </w:p>
         </w:tc>
@@ -2128,7 +2128,7 @@
               <w:jc w:val="center"/>
             </w:pPr>
             <w:r>
-              <w:t>26.77</w:t>
+              <w:t>20.29</w:t>
             </w:r>
           </w:p>
         </w:tc>
@@ -2141,7 +2141,7 @@
               <w:jc w:val="center"/>
             </w:pPr>
             <w:r>
-              <w:t>70.60</w:t>
+              <w:t>79.71</w:t>
             </w:r>
           </w:p>
         </w:tc>
@@ -2208,7 +2208,7 @@
               <w:jc w:val="center"/>
             </w:pPr>
             <w:r>
-              <w:t>17.74</w:t>
+              <w:t>19.44</w:t>
             </w:r>
           </w:p>
         </w:tc>
@@ -2221,7 +2221,7 @@
               <w:jc w:val="center"/>
             </w:pPr>
             <w:r>
-              <w:t>82.26</w:t>
+              <w:t>80.56</w:t>
             </w:r>
           </w:p>
         </w:tc>
@@ -2288,7 +2288,7 @@
               <w:jc w:val="center"/>
             </w:pPr>
             <w:r>
-              <w:t>9.09</w:t>
+              <w:t>18.75</w:t>
             </w:r>
           </w:p>
         </w:tc>
@@ -2301,7 +2301,7 @@
               <w:jc w:val="center"/>
             </w:pPr>
             <w:r>
-              <w:t>90.91</w:t>
+              <w:t>81.25</w:t>
             </w:r>
           </w:p>
         </w:tc>
